--- a/Prompts.docx
+++ b/Prompts.docx
@@ -10,6 +10,9 @@
     <w:p>
       <w:r>
         <w:t>Write all of this to a plan file and check with me the plan before proceeding.</w:t>
+      </w:r>
+      <w:r>
+        <w:t xml:space="preserve"> If anything needs to be clarified or suggested, let me know.</w:t>
       </w:r>
     </w:p>
     <w:p>
@@ -44,22 +47,16 @@
     </w:p>
     <w:p>
       <w:r>
-        <w:t xml:space="preserve">Return generation: Snap </w:t>
-      </w:r>
-      <w:r>
-        <w:t>20</w:t>
-      </w:r>
-      <w:r>
-        <w:t xml:space="preserve"> minute quotes</w:t>
-      </w:r>
-      <w:r>
-        <w:t xml:space="preserve">, compute midpoint, </w:t>
-      </w:r>
-      <w:r>
-        <w:t>and compute inter-minute returns</w:t>
-      </w:r>
-      <w:r>
-        <w:t xml:space="preserve"> from the midpoint.</w:t>
+        <w:t>Return generation: Snap quotes</w:t>
+      </w:r>
+      <w:r>
+        <w:t xml:space="preserve"> every minute</w:t>
+      </w:r>
+      <w:r>
+        <w:t>, compute midpoint</w:t>
+      </w:r>
+      <w:r>
+        <w:t>.</w:t>
       </w:r>
     </w:p>
     <w:p>
@@ -93,7 +90,22 @@
         </w:numPr>
       </w:pPr>
       <w:r>
-        <w:t>Static regressions: Regression should be overlapping 5 minutes, and non-overlapping.</w:t>
+        <w:t xml:space="preserve">Static regressions: </w:t>
+      </w:r>
+      <w:r>
+        <w:t>1. On entirety of data, non-overlapping 1 minute returns. 2. On entirety of data, 20 minute returns, with</w:t>
+      </w:r>
+      <w:r>
+        <w:t xml:space="preserve"> overlapping</w:t>
+      </w:r>
+      <w:r>
+        <w:t xml:space="preserve"> every</w:t>
+      </w:r>
+      <w:r>
+        <w:t xml:space="preserve"> 5 minutes</w:t>
+      </w:r>
+      <w:r>
+        <w:t>.</w:t>
       </w:r>
     </w:p>
     <w:p>
@@ -105,7 +117,16 @@
         </w:numPr>
       </w:pPr>
       <w:r>
-        <w:t xml:space="preserve">Rolling regressions: Daily window, hourly update. </w:t>
+        <w:t xml:space="preserve">Rolling regressions: Daily window, </w:t>
+      </w:r>
+      <w:r>
+        <w:t>one new regression every hour</w:t>
+      </w:r>
+      <w:r>
+        <w:t xml:space="preserve">. </w:t>
+      </w:r>
+      <w:r>
+        <w:t>1. Non-overlapping 1 minute returns. 2. 20 minute returns with overlapping every 5 minutes.</w:t>
       </w:r>
     </w:p>
     <w:p/>
@@ -178,13 +199,7 @@
         </w:numPr>
       </w:pPr>
       <w:r>
-        <w:t xml:space="preserve">Rolling regression show </w:t>
-      </w:r>
-      <w:r>
-        <w:t xml:space="preserve">scatter </w:t>
-      </w:r>
-      <w:r>
-        <w:t>plot and regression line for one example. Then show the evolution of the beta over time.</w:t>
+        <w:t>Rolling regression show scatter plot and regression line for one example. Then show the evolution of the beta over time.</w:t>
       </w:r>
     </w:p>
     <w:p>
@@ -214,13 +229,16 @@
         </w:numPr>
       </w:pPr>
       <w:r>
-        <w:t xml:space="preserve">Show the PCA components, ellipse, and price moves after 2 hour calibration is done. </w:t>
-      </w:r>
-      <w:r>
-        <w:t>Plot the two eigenvalues over time.</w:t>
-      </w:r>
-      <w:r>
-        <w:t xml:space="preserve"> </w:t>
+        <w:t xml:space="preserve">Show the PCA components, ellipse, and price moves after </w:t>
+      </w:r>
+      <w:r>
+        <w:t>3</w:t>
+      </w:r>
+      <w:r>
+        <w:t xml:space="preserve"> hour calibration is done. </w:t>
+      </w:r>
+      <w:r>
+        <w:t xml:space="preserve">Plot the two eigenvalues over time. </w:t>
       </w:r>
       <w:r>
         <w:t>Show 1 figure for each day.</w:t>
@@ -234,10 +252,25 @@
         <w:lastRenderedPageBreak/>
         <w:t>Relevant metrics and standard errors should be reported, either in the legend or in accompanying table.</w:t>
       </w:r>
+      <w:r>
+        <w:t xml:space="preserve"> Output save to PDF.</w:t>
+      </w:r>
     </w:p>
     <w:p/>
     <w:p>
       <w:r>
+        <w:t>Make scripts for all processes</w:t>
+      </w:r>
+      <w:r>
+        <w:t xml:space="preserve"> for replicability. </w:t>
+      </w:r>
+      <w:r>
+        <w:t>Follow best practices from making figures from Kieren Healy.</w:t>
+      </w:r>
+      <w:r>
+        <w:t xml:space="preserve"> </w:t>
+      </w:r>
+      <w:r>
         <w:t>Do not run any git commands unless I explicitly ask you to</w:t>
       </w:r>
       <w:r>
@@ -258,6 +291,85 @@
     <w:p>
       <w:r>
         <w:t>Time range: Apr 1 – Apr 7, 2026</w:t>
+      </w:r>
+    </w:p>
+    <w:p/>
+    <w:p/>
+    <w:p>
+      <w:r>
+        <w:t>Prompt update:</w:t>
+      </w:r>
+    </w:p>
+    <w:p>
+      <w:r>
+        <w:t>Return generation: Snap quotes every minute, compute midpoint.</w:t>
+      </w:r>
+    </w:p>
+    <w:p>
+      <w:r>
+        <w:t xml:space="preserve">Assume overnight returns are also a minutely return. That is, the return from the closing price to the opening price can be deemed as the 9:29 to 9:30 return. </w:t>
+      </w:r>
+    </w:p>
+    <w:p>
+      <w:r>
+        <w:t xml:space="preserve">Correlations: Regress stock A on B and reverse regress stock B on A. </w:t>
+      </w:r>
+    </w:p>
+    <w:p>
+      <w:pPr>
+        <w:pStyle w:val="ListParagraph"/>
+        <w:numPr>
+          <w:ilvl w:val="0"/>
+          <w:numId w:val="5"/>
+        </w:numPr>
+      </w:pPr>
+      <w:r>
+        <w:t>Static regressions: 1. On entirety of data, non-overlapping 1 minute returns. 2. On entirety of data, 20 minute returns, with overlapping every 5 minutes.</w:t>
+      </w:r>
+    </w:p>
+    <w:p>
+      <w:pPr>
+        <w:pStyle w:val="ListParagraph"/>
+        <w:numPr>
+          <w:ilvl w:val="0"/>
+          <w:numId w:val="5"/>
+        </w:numPr>
+      </w:pPr>
+      <w:r>
+        <w:t>Rolling regressions: Daily window, one new regression every hour. 1. Non-overlapping 1 minute returns. 2. 20 minute returns with overlapping every 5 minutes.</w:t>
+      </w:r>
+    </w:p>
+    <w:p/>
+    <w:p>
+      <w:r>
+        <w:t xml:space="preserve">3 hour calibration period instead of 2 hours for PCA. </w:t>
+      </w:r>
+    </w:p>
+    <w:p>
+      <w:r>
+        <w:t>PCA figures: the ellipse should be overlaid by the points which correspond to the moves of the asset prices.</w:t>
+      </w:r>
+      <w:r>
+        <w:t xml:space="preserve"> </w:t>
+      </w:r>
+      <w:r>
+        <w:t>Follow best practices from making figures from Kieren Healy.</w:t>
+      </w:r>
+    </w:p>
+    <w:p>
+      <w:r>
+        <w:t>Make scripts for all processes for replicability.</w:t>
+      </w:r>
+    </w:p>
+    <w:p/>
+    <w:p>
+      <w:r>
+        <w:t>Correction:</w:t>
+      </w:r>
+    </w:p>
+    <w:p>
+      <w:r>
+        <w:t>Granger causality</w:t>
       </w:r>
     </w:p>
     <w:sectPr>
@@ -273,6 +385,95 @@
 <file path=word/numbering.xml><?xml version="1.0" encoding="utf-8"?>
 <w:numbering xmlns:wpc="http://schemas.microsoft.com/office/word/2010/wordprocessingCanvas" xmlns:cx="http://schemas.microsoft.com/office/drawing/2014/chartex" xmlns:cx1="http://schemas.microsoft.com/office/drawing/2015/9/8/chartex" xmlns:cx2="http://schemas.microsoft.com/office/drawing/2015/10/21/chartex" xmlns:cx3="http://schemas.microsoft.com/office/drawing/2016/5/9/chartex" xmlns:cx4="http://schemas.microsoft.com/office/drawing/2016/5/10/chartex" xmlns:cx5="http://schemas.microsoft.com/office/drawing/2016/5/11/chartex" xmlns:cx6="http://schemas.microsoft.com/office/drawing/2016/5/12/chartex" xmlns:cx7="http://schemas.microsoft.com/office/drawing/2016/5/13/chartex" xmlns:cx8="http://schemas.microsoft.com/office/drawing/2016/5/14/chartex" xmlns:mc="http://schemas.openxmlformats.org/markup-compatibility/2006" xmlns:aink="http://schemas.microsoft.com/office/drawing/2016/ink" xmlns:am3d="http://schemas.microsoft.com/office/drawing/2017/model3d" xmlns:o="urn:schemas-microsoft-com:office:office" xmlns:oel="http://schemas.microsoft.com/office/2019/extlst" xmlns:r="http://schemas.openxmlformats.org/officeDocument/2006/relationships" xmlns:m="http://schemas.openxmlformats.org/officeDocument/2006/math" xmlns:v="urn:schemas-microsoft-com:vml" xmlns:wp14="http://schemas.microsoft.com/office/word/2010/wordprocessingDrawing" xmlns:wp="http://schemas.openxmlformats.org/drawingml/2006/wordprocessingDrawing" xmlns:w10="urn:schemas-microsoft-com:office:word" xmlns:w="http://schemas.openxmlformats.org/wordprocessingml/2006/main" xmlns:w14="http://schemas.microsoft.com/office/word/2010/wordml" xmlns:w15="http://schemas.microsoft.com/office/word/2012/wordml" xmlns:w16cex="http://schemas.microsoft.com/office/word/2018/wordml/cex" xmlns:w16cid="http://schemas.microsoft.com/office/word/2016/wordml/cid" xmlns:w16="http://schemas.microsoft.com/office/word/2018/wordml" xmlns:w16du="http://schemas.microsoft.com/office/word/2023/wordml/word16du" xmlns:w16sdtdh="http://schemas.microsoft.com/office/word/2020/wordml/sdtdatahash" xmlns:w16sdtfl="http://schemas.microsoft.com/office/word/2024/wordml/sdtformatlock" xmlns:w16se="http://schemas.microsoft.com/office/word/2015/wordml/symex" xmlns:wpg="http://schemas.microsoft.com/office/word/2010/wordprocessingGroup" xmlns:wpi="http://schemas.microsoft.com/office/word/2010/wordprocessingInk" xmlns:wne="http://schemas.microsoft.com/office/word/2006/wordml" xmlns:wps="http://schemas.microsoft.com/office/word/2010/wordprocessingShape" mc:Ignorable="w14 w15 w16se w16cid w16 w16cex w16sdtdh w16sdtfl w16du wp14">
   <w:abstractNum w:abstractNumId="0" w15:restartNumberingAfterBreak="0">
+    <w:nsid w:val="0FF60157"/>
+    <w:multiLevelType w:val="hybridMultilevel"/>
+    <w:tmpl w:val="FEE2ACEA"/>
+    <w:lvl w:ilvl="0" w:tplc="FFFFFFFF">
+      <w:start w:val="1"/>
+      <w:numFmt w:val="upperLetter"/>
+      <w:lvlText w:val="%1."/>
+      <w:lvlJc w:val="left"/>
+      <w:pPr>
+        <w:ind w:left="720" w:hanging="360"/>
+      </w:pPr>
+      <w:rPr>
+        <w:rFonts w:hint="default"/>
+      </w:rPr>
+    </w:lvl>
+    <w:lvl w:ilvl="1" w:tplc="FFFFFFFF" w:tentative="1">
+      <w:start w:val="1"/>
+      <w:numFmt w:val="lowerLetter"/>
+      <w:lvlText w:val="%2."/>
+      <w:lvlJc w:val="left"/>
+      <w:pPr>
+        <w:ind w:left="1440" w:hanging="360"/>
+      </w:pPr>
+    </w:lvl>
+    <w:lvl w:ilvl="2" w:tplc="FFFFFFFF" w:tentative="1">
+      <w:start w:val="1"/>
+      <w:numFmt w:val="lowerRoman"/>
+      <w:lvlText w:val="%3."/>
+      <w:lvlJc w:val="right"/>
+      <w:pPr>
+        <w:ind w:left="2160" w:hanging="180"/>
+      </w:pPr>
+    </w:lvl>
+    <w:lvl w:ilvl="3" w:tplc="FFFFFFFF" w:tentative="1">
+      <w:start w:val="1"/>
+      <w:numFmt w:val="decimal"/>
+      <w:lvlText w:val="%4."/>
+      <w:lvlJc w:val="left"/>
+      <w:pPr>
+        <w:ind w:left="2880" w:hanging="360"/>
+      </w:pPr>
+    </w:lvl>
+    <w:lvl w:ilvl="4" w:tplc="FFFFFFFF" w:tentative="1">
+      <w:start w:val="1"/>
+      <w:numFmt w:val="lowerLetter"/>
+      <w:lvlText w:val="%5."/>
+      <w:lvlJc w:val="left"/>
+      <w:pPr>
+        <w:ind w:left="3600" w:hanging="360"/>
+      </w:pPr>
+    </w:lvl>
+    <w:lvl w:ilvl="5" w:tplc="FFFFFFFF" w:tentative="1">
+      <w:start w:val="1"/>
+      <w:numFmt w:val="lowerRoman"/>
+      <w:lvlText w:val="%6."/>
+      <w:lvlJc w:val="right"/>
+      <w:pPr>
+        <w:ind w:left="4320" w:hanging="180"/>
+      </w:pPr>
+    </w:lvl>
+    <w:lvl w:ilvl="6" w:tplc="FFFFFFFF" w:tentative="1">
+      <w:start w:val="1"/>
+      <w:numFmt w:val="decimal"/>
+      <w:lvlText w:val="%7."/>
+      <w:lvlJc w:val="left"/>
+      <w:pPr>
+        <w:ind w:left="5040" w:hanging="360"/>
+      </w:pPr>
+    </w:lvl>
+    <w:lvl w:ilvl="7" w:tplc="FFFFFFFF" w:tentative="1">
+      <w:start w:val="1"/>
+      <w:numFmt w:val="lowerLetter"/>
+      <w:lvlText w:val="%8."/>
+      <w:lvlJc w:val="left"/>
+      <w:pPr>
+        <w:ind w:left="5760" w:hanging="360"/>
+      </w:pPr>
+    </w:lvl>
+    <w:lvl w:ilvl="8" w:tplc="FFFFFFFF" w:tentative="1">
+      <w:start w:val="1"/>
+      <w:numFmt w:val="lowerRoman"/>
+      <w:lvlText w:val="%9."/>
+      <w:lvlJc w:val="right"/>
+      <w:pPr>
+        <w:ind w:left="6480" w:hanging="180"/>
+      </w:pPr>
+    </w:lvl>
+  </w:abstractNum>
+  <w:abstractNum w:abstractNumId="1" w15:restartNumberingAfterBreak="0">
     <w:nsid w:val="1F121AD2"/>
     <w:multiLevelType w:val="hybridMultilevel"/>
     <w:tmpl w:val="FEE2ACEA"/>
@@ -361,7 +562,7 @@
       </w:pPr>
     </w:lvl>
   </w:abstractNum>
-  <w:abstractNum w:abstractNumId="1" w15:restartNumberingAfterBreak="0">
+  <w:abstractNum w:abstractNumId="2" w15:restartNumberingAfterBreak="0">
     <w:nsid w:val="5D77566A"/>
     <w:multiLevelType w:val="hybridMultilevel"/>
     <w:tmpl w:val="89923A60"/>
@@ -450,7 +651,7 @@
       </w:pPr>
     </w:lvl>
   </w:abstractNum>
-  <w:abstractNum w:abstractNumId="2" w15:restartNumberingAfterBreak="0">
+  <w:abstractNum w:abstractNumId="3" w15:restartNumberingAfterBreak="0">
     <w:nsid w:val="72643A5C"/>
     <w:multiLevelType w:val="hybridMultilevel"/>
     <w:tmpl w:val="DD409E60"/>
@@ -539,7 +740,7 @@
       </w:pPr>
     </w:lvl>
   </w:abstractNum>
-  <w:abstractNum w:abstractNumId="3" w15:restartNumberingAfterBreak="0">
+  <w:abstractNum w:abstractNumId="4" w15:restartNumberingAfterBreak="0">
     <w:nsid w:val="73F00A4D"/>
     <w:multiLevelType w:val="hybridMultilevel"/>
     <w:tmpl w:val="EF960C90"/>
@@ -629,16 +830,19 @@
     </w:lvl>
   </w:abstractNum>
   <w:num w:numId="1" w16cid:durableId="2115130473">
+    <w:abstractNumId w:val="4"/>
+  </w:num>
+  <w:num w:numId="2" w16cid:durableId="1760567120">
+    <w:abstractNumId w:val="1"/>
+  </w:num>
+  <w:num w:numId="3" w16cid:durableId="1428577375">
     <w:abstractNumId w:val="3"/>
   </w:num>
-  <w:num w:numId="2" w16cid:durableId="1760567120">
-    <w:abstractNumId w:val="0"/>
-  </w:num>
-  <w:num w:numId="3" w16cid:durableId="1428577375">
+  <w:num w:numId="4" w16cid:durableId="320667809">
     <w:abstractNumId w:val="2"/>
   </w:num>
-  <w:num w:numId="4" w16cid:durableId="320667809">
-    <w:abstractNumId w:val="1"/>
+  <w:num w:numId="5" w16cid:durableId="591475645">
+    <w:abstractNumId w:val="0"/>
   </w:num>
 </w:numbering>
 </file>
